--- a/IF 290426.docx
+++ b/IF 290426.docx
@@ -1939,7 +1939,11 @@
         <w:t xml:space="preserve"> nutzen.</w:t>
       </w:r>
     </w:p>
-    <w:p/>
+    <w:p>
+      <w:r>
+        <w:t xml:space="preserve"> </w:t>
+      </w:r>
+    </w:p>
     <w:sectPr>
       <w:headerReference w:type="default" r:id="rId6"/>
       <w:pgSz w:w="11906" w:h="16838"/>
